--- a/participant/14_respondents_joint_reply.docx
+++ b/participant/14_respondents_joint_reply.docx
@@ -295,6 +295,12 @@
           <w:sz w:val="22"/>
         </w:rPr>
         <w:t>The bridge price reflected a distressed valuation, Nimbus risk and a 90-day liquidity requirement. Meridian took risk on the same terms as Riverstone. Nisha was offered participation orally on 6 September and declined. The formal 15-Business-Day process was impracticable, but the Respondents rely on the SHA emergency-financing obligation.</w:t>
+      </w:r>
+    </w:p>
+    <w:p>
+      <w:pPr/>
+      <w:r>
+        <w:t>The Respondents say the identified-offeree and valuation requirements under sections 42 and 62(1)(c) and applicable rules were followed. They say PAS-4 and PAS-3 materials contain confidential investor information and will be produced under directions of the Tribunal; no such documents or acknowledgement accompany this reply. They admit the Riverstone receipt was INR 0.9 million short on the allotment date but contend a separate diligence-fee adjustment was authorised, which the Petitioner disputes.</w:t>
       </w:r>
     </w:p>
     <w:p>
